--- a/data/cvs/cv_54_Blockchain___Climate_Institute__Bci_Amer_UNPAID_VOLUNTEER_-_Technology_Officers__.docx
+++ b/data/cvs/cv_54_Blockchain___Climate_Institute__Bci_Amer_UNPAID_VOLUNTEER_-_Technology_Officers__.docx
@@ -86,7 +86,7 @@
         <w:rPr>
           <w:sz w:val="20"/>
         </w:rPr>
-        <w:t>Full Stack Developer with a passion for AI and automation. I have experience building end-to-end applications, from Python backends and REST APIs to React frontends, and have worked with diverse teams across the U.S. and Kenya. Currently, I'm focused on AI-driven projects at Copy Cat Group, including an SAP API integration, an AI tender scraping pipeline, and a comprehensive System Design Document for enterprise architecture.</w:t>
+        <w:t>Full Stack Developer with a focus on AI-powered solutions, currently building production systems at Copy Cat Group. I work across the tech stack, from Python backends to React frontends, and have deep experience in AI data work including model evaluation, prompt engineering, and dataset structuring. My recent projects include integrating SAP APIs with an internal Credit Control System and designing an AI-powered tender scraping pipeline.</w:t>
       </w:r>
     </w:p>
     <w:p>
@@ -227,7 +227,7 @@
         <w:rPr>
           <w:sz w:val="20"/>
         </w:rPr>
-        <w:t>Oracle Cloud, Google Cloud Platform, Git, CI/CD, Docker</w:t>
+        <w:t>Oracle Cloud, Google Cloud Platform, Git, GitHub, CI/CD</w:t>
       </w:r>
     </w:p>
     <w:p>
@@ -245,7 +245,7 @@
         <w:rPr>
           <w:sz w:val="20"/>
         </w:rPr>
-        <w:t>C++, NoSQL, Machine Learning, Deep Learning, Statistics, Data Science, Data Engineering, ETL, Data Wrangling, Cloud Computing, AWS, Azure, GCP, DevOps, Containerization</w:t>
+        <w:t>C++, NoSQL, Machine Learning, Statistical Modeling, Data Engineering, ETL, Data Wrangling, DevOps, Cloud Computing, On-Premise Infrastructure, Full Stack Development, Web Development, Mobile Development, API Design</w:t>
       </w:r>
     </w:p>
     <w:p>
@@ -263,7 +263,7 @@
         <w:rPr>
           <w:sz w:val="20"/>
         </w:rPr>
-        <w:t>Kubernetes, Microservices, Full Stack Development, Web Development, Mobile Development, API Design, Blockchain, Distributed Ledgers, DAG, Artificial Intelligence, IoT, Research, Stakeholder Engagement, Partnership Development, Communication, Presentation Skills</w:t>
+        <w:t>Blockchain, Distributed Ledgers, Directed Acyclic Graphs, Artificial Intelligence, Internet of Things, Research, Stakeholder Engagement, Strategic Partnerships, Agile, Renewable Energy, Carbon Trading, Forest Monitoring, Natural Resource Management, Coding, Mathematics</w:t>
       </w:r>
     </w:p>
     <w:p>
@@ -313,7 +313,7 @@
         <w:rPr>
           <w:sz w:val="20"/>
         </w:rPr>
-        <w:t>Integrating SAP APIs with an internal Credit Control System, automating processes for OA and IT business units.</w:t>
+        <w:t>Integrating SAP APIs with an internal Credit Control System to automate processes for OA and IT business units.</w:t>
       </w:r>
     </w:p>
     <w:p>
@@ -325,7 +325,7 @@
         <w:rPr>
           <w:sz w:val="20"/>
         </w:rPr>
-        <w:t>Designing and building an AI-powered tender scraping pipeline to automate tender discovery and processing.</w:t>
+        <w:t>Designing and prototyping an AI-powered tender scraping pipeline to automate tender opportunity discovery and processing.</w:t>
       </w:r>
     </w:p>
     <w:p>
@@ -337,7 +337,7 @@
         <w:rPr>
           <w:sz w:val="20"/>
         </w:rPr>
-        <w:t>Authoring comprehensive System Design Documents (SDDs) for enterprise architecture, covering Application, Data, Integration, and Security.</w:t>
+        <w:t>Authoring technical documentation including Business Requirements Documents (BRD) and System Design Documents (SDD) for enterprise architecture.</w:t>
       </w:r>
     </w:p>
     <w:p>
@@ -372,31 +372,7 @@
         <w:rPr>
           <w:sz w:val="20"/>
         </w:rPr>
-        <w:t>Train AI models by generating accurate difference-based captions for multimodal datasets</w:t>
-      </w:r>
-    </w:p>
-    <w:p>
-      <w:pPr>
-        <w:pStyle w:val="ListBullet"/>
-        <w:spacing w:before="0" w:after="20"/>
-      </w:pPr>
-      <w:r>
-        <w:rPr>
-          <w:sz w:val="20"/>
-        </w:rPr>
-        <w:t>Perform categorisation, bounding, consistency checks, and image-level validation to improve multimodal model accuracy</w:t>
-      </w:r>
-    </w:p>
-    <w:p>
-      <w:pPr>
-        <w:pStyle w:val="ListBullet"/>
-        <w:spacing w:before="0" w:after="20"/>
-      </w:pPr>
-      <w:r>
-        <w:rPr>
-          <w:sz w:val="20"/>
-        </w:rPr>
-        <w:t>Contribute high-quality annotated outputs that directly feed into production AI model training pipelines</w:t>
+        <w:t>Generating difference-based captions for multimodal datasets to train AI models with improved accuracy.</w:t>
       </w:r>
     </w:p>
     <w:p>
@@ -431,31 +407,7 @@
         <w:rPr>
           <w:sz w:val="20"/>
         </w:rPr>
-        <w:t>Developed and delivered full-stack solutions for U.S.-based clients across different sectors</w:t>
-      </w:r>
-    </w:p>
-    <w:p>
-      <w:pPr>
-        <w:pStyle w:val="ListBullet"/>
-        <w:spacing w:before="0" w:after="20"/>
-      </w:pPr>
-      <w:r>
-        <w:rPr>
-          <w:sz w:val="20"/>
-        </w:rPr>
-        <w:t>Built UI components, optimised APIs, and handled CMS-based website systems</w:t>
-      </w:r>
-    </w:p>
-    <w:p>
-      <w:pPr>
-        <w:pStyle w:val="ListBullet"/>
-        <w:spacing w:before="0" w:after="20"/>
-      </w:pPr>
-      <w:r>
-        <w:rPr>
-          <w:sz w:val="20"/>
-        </w:rPr>
-        <w:t>Collaborated with remote teams to debug, improve performance, and implement client feedback</w:t>
+        <w:t>Building full-stack solutions with optimised UI components, APIs, and CMS-based website systems for U.S. clients.</w:t>
       </w:r>
     </w:p>
     <w:p>
@@ -490,31 +442,7 @@
         <w:rPr>
           <w:sz w:val="20"/>
         </w:rPr>
-        <w:t>Annotated and evaluated datasets for health and agriculture AI systems</w:t>
-      </w:r>
-    </w:p>
-    <w:p>
-      <w:pPr>
-        <w:pStyle w:val="ListBullet"/>
-        <w:spacing w:before="0" w:after="20"/>
-      </w:pPr>
-      <w:r>
-        <w:rPr>
-          <w:sz w:val="20"/>
-        </w:rPr>
-        <w:t>Performed intent detection, slot tagging, utterance verification, and structured dataset creation</w:t>
-      </w:r>
-    </w:p>
-    <w:p>
-      <w:pPr>
-        <w:pStyle w:val="ListBullet"/>
-        <w:spacing w:before="0" w:after="20"/>
-      </w:pPr>
-      <w:r>
-        <w:rPr>
-          <w:sz w:val="20"/>
-        </w:rPr>
-        <w:t>Ensured annotation quality and consistency across multilingual and multimodal training data</w:t>
+        <w:t>Performing intent detection, slot tagging, and utterance verification for health and agriculture AI systems.</w:t>
       </w:r>
     </w:p>
     <w:p>
